--- a/docs/meeting minutes/feeedback summary.docx
+++ b/docs/meeting minutes/feeedback summary.docx
@@ -68,9 +68,21 @@
           <w:ilvl w:val="0"/>
           <w:numId w:val="1"/>
         </w:numPr>
-      </w:pPr>
-      <w:r>
+        <w:rPr>
+          <w:color w:val="4EA72E" w:themeColor="accent6"/>
+        </w:rPr>
+      </w:pPr>
+      <w:r>
+        <w:rPr>
+          <w:color w:val="4EA72E" w:themeColor="accent6"/>
+        </w:rPr>
         <w:t>Set booking calendar time slots to intervals of 15 minutes (from current duration of 30 minutes).</w:t>
+      </w:r>
+      <w:r>
+        <w:rPr>
+          <w:color w:val="4EA72E" w:themeColor="accent6"/>
+        </w:rPr>
+        <w:t xml:space="preserve"> </w:t>
       </w:r>
     </w:p>
     <w:p>
@@ -80,14 +92,26 @@
           <w:ilvl w:val="0"/>
           <w:numId w:val="1"/>
         </w:numPr>
-      </w:pPr>
-      <w:r>
+        <w:rPr>
+          <w:color w:val="4EA72E" w:themeColor="accent6"/>
+        </w:rPr>
+      </w:pPr>
+      <w:r>
+        <w:rPr>
+          <w:color w:val="4EA72E" w:themeColor="accent6"/>
+        </w:rPr>
         <w:t xml:space="preserve">Take the student’s own name away from </w:t>
       </w:r>
       <w:r>
+        <w:rPr>
+          <w:color w:val="4EA72E" w:themeColor="accent6"/>
+        </w:rPr>
         <w:t>the ‘</w:t>
       </w:r>
       <w:r>
+        <w:rPr>
+          <w:color w:val="4EA72E" w:themeColor="accent6"/>
+        </w:rPr>
         <w:t>Lesson details’ summary card below the booking calendar.</w:t>
       </w:r>
     </w:p>
@@ -98,8 +122,14 @@
           <w:ilvl w:val="0"/>
           <w:numId w:val="1"/>
         </w:numPr>
-      </w:pPr>
-      <w:r>
+        <w:rPr>
+          <w:color w:val="4EA72E" w:themeColor="accent6"/>
+        </w:rPr>
+      </w:pPr>
+      <w:r>
+        <w:rPr>
+          <w:color w:val="4EA72E" w:themeColor="accent6"/>
+        </w:rPr>
         <w:t>Prevent students from being able to cancel within 24 hours of lesson start time.</w:t>
       </w:r>
     </w:p>
@@ -110,8 +140,14 @@
           <w:ilvl w:val="0"/>
           <w:numId w:val="1"/>
         </w:numPr>
-      </w:pPr>
-      <w:r>
+        <w:rPr>
+          <w:color w:val="EE0000"/>
+        </w:rPr>
+      </w:pPr>
+      <w:r>
+        <w:rPr>
+          <w:color w:val="EE0000"/>
+        </w:rPr>
         <w:t>Prevent a student from being able to cancel another student’s lessons with a particular tutor</w:t>
       </w:r>
     </w:p>
@@ -122,14 +158,26 @@
           <w:ilvl w:val="0"/>
           <w:numId w:val="1"/>
         </w:numPr>
-      </w:pPr>
-      <w:r>
+        <w:rPr>
+          <w:color w:val="EE0000"/>
+        </w:rPr>
+      </w:pPr>
+      <w:r>
+        <w:rPr>
+          <w:color w:val="EE0000"/>
+        </w:rPr>
         <w:t xml:space="preserve">Change </w:t>
       </w:r>
       <w:r>
+        <w:rPr>
+          <w:color w:val="EE0000"/>
+        </w:rPr>
         <w:t>the ‘</w:t>
       </w:r>
       <w:r>
+        <w:rPr>
+          <w:color w:val="EE0000"/>
+        </w:rPr>
         <w:t>teaching levels’ to grades 1-8+</w:t>
       </w:r>
     </w:p>
@@ -140,8 +188,14 @@
           <w:ilvl w:val="0"/>
           <w:numId w:val="1"/>
         </w:numPr>
-      </w:pPr>
-      <w:r>
+        <w:rPr>
+          <w:color w:val="00B050"/>
+        </w:rPr>
+      </w:pPr>
+      <w:r>
+        <w:rPr>
+          <w:color w:val="00B050"/>
+        </w:rPr>
         <w:t>Let tutors see their booked appointments (e.g. a widget on tutor login)</w:t>
       </w:r>
     </w:p>
@@ -152,8 +206,14 @@
           <w:ilvl w:val="0"/>
           <w:numId w:val="1"/>
         </w:numPr>
-      </w:pPr>
-      <w:r>
+        <w:rPr>
+          <w:color w:val="EE0000"/>
+        </w:rPr>
+      </w:pPr>
+      <w:r>
+        <w:rPr>
+          <w:color w:val="EE0000"/>
+        </w:rPr>
         <w:t>Let tutors see a dashboard with info on their students e.g. total lessons with a student and total earnings etc</w:t>
       </w:r>
     </w:p>
@@ -164,8 +224,14 @@
           <w:ilvl w:val="0"/>
           <w:numId w:val="1"/>
         </w:numPr>
-      </w:pPr>
-      <w:r>
+        <w:rPr>
+          <w:color w:val="EE0000"/>
+        </w:rPr>
+      </w:pPr>
+      <w:r>
+        <w:rPr>
+          <w:color w:val="EE0000"/>
+        </w:rPr>
         <w:t>Add a ‘close panel’ button to the ‘lesson details’ panel</w:t>
       </w:r>
     </w:p>
@@ -176,8 +242,14 @@
           <w:ilvl w:val="0"/>
           <w:numId w:val="1"/>
         </w:numPr>
-      </w:pPr>
-      <w:r>
+        <w:rPr>
+          <w:color w:val="EE0000"/>
+        </w:rPr>
+      </w:pPr>
+      <w:r>
+        <w:rPr>
+          <w:color w:val="EE0000"/>
+        </w:rPr>
         <w:t>Add a tutor’s profile picture and instrument to the ‘lesson details’ panel</w:t>
       </w:r>
     </w:p>
@@ -188,16 +260,28 @@
           <w:ilvl w:val="0"/>
           <w:numId w:val="1"/>
         </w:numPr>
-      </w:pPr>
-      <w:r>
+        <w:rPr>
+          <w:color w:val="EE0000"/>
+        </w:rPr>
+      </w:pPr>
+      <w:r>
+        <w:rPr>
+          <w:color w:val="EE0000"/>
+        </w:rPr>
         <w:t>In the ‘</w:t>
       </w:r>
       <w:proofErr w:type="spellStart"/>
       <w:r>
+        <w:rPr>
+          <w:color w:val="EE0000"/>
+        </w:rPr>
         <w:t>TutorProfilePage</w:t>
       </w:r>
       <w:proofErr w:type="spellEnd"/>
       <w:r>
+        <w:rPr>
+          <w:color w:val="EE0000"/>
+        </w:rPr>
         <w:t>’ or sub-components, display errors/issues as messages on-screen rather than via window alerts.</w:t>
       </w:r>
     </w:p>
@@ -208,8 +292,14 @@
           <w:ilvl w:val="0"/>
           <w:numId w:val="1"/>
         </w:numPr>
-      </w:pPr>
-      <w:r>
+        <w:rPr>
+          <w:color w:val="EE0000"/>
+        </w:rPr>
+      </w:pPr>
+      <w:r>
+        <w:rPr>
+          <w:color w:val="EE0000"/>
+        </w:rPr>
         <w:t>For in-person teaching, allow students to see the tutor’s teaching address by clicking.</w:t>
       </w:r>
     </w:p>
@@ -240,8 +330,14 @@
           <w:ilvl w:val="0"/>
           <w:numId w:val="3"/>
         </w:numPr>
-      </w:pPr>
-      <w:r>
+        <w:rPr>
+          <w:color w:val="EE0000"/>
+        </w:rPr>
+      </w:pPr>
+      <w:r>
+        <w:rPr>
+          <w:color w:val="EE0000"/>
+        </w:rPr>
         <w:t>From the student’s perspective, the chat window should display the instrument the tutor will teach (as students may have several teachers)</w:t>
       </w:r>
     </w:p>
@@ -252,9 +348,29 @@
           <w:ilvl w:val="0"/>
           <w:numId w:val="3"/>
         </w:numPr>
-      </w:pPr>
-      <w:r>
-        <w:t>Differentiate the colour of sender/recipient messages in a user’s chat and align them as per WhatsApp  i.e. other party’s messages on left and user’s messages on right.</w:t>
+        <w:rPr>
+          <w:color w:val="00B050"/>
+        </w:rPr>
+      </w:pPr>
+      <w:r>
+        <w:rPr>
+          <w:color w:val="00B050"/>
+        </w:rPr>
+        <w:t xml:space="preserve">Differentiate the colour of sender/recipient messages in a user’s chat and align them as per </w:t>
+      </w:r>
+      <w:proofErr w:type="gramStart"/>
+      <w:r>
+        <w:rPr>
+          <w:color w:val="00B050"/>
+        </w:rPr>
+        <w:t>WhatsApp  i.e.</w:t>
+      </w:r>
+      <w:proofErr w:type="gramEnd"/>
+      <w:r>
+        <w:rPr>
+          <w:color w:val="00B050"/>
+        </w:rPr>
+        <w:t xml:space="preserve"> other party’s messages on left and user’s messages on right.</w:t>
       </w:r>
     </w:p>
     <w:p>
@@ -264,8 +380,14 @@
           <w:ilvl w:val="0"/>
           <w:numId w:val="3"/>
         </w:numPr>
-      </w:pPr>
-      <w:r>
+        <w:rPr>
+          <w:color w:val="00B050"/>
+        </w:rPr>
+      </w:pPr>
+      <w:r>
+        <w:rPr>
+          <w:color w:val="00B050"/>
+        </w:rPr>
         <w:t>Chat window should show historical messages and in real-time.</w:t>
       </w:r>
     </w:p>
@@ -297,11 +419,20 @@
           <w:ilvl w:val="0"/>
           <w:numId w:val="5"/>
         </w:numPr>
-      </w:pPr>
-      <w:r>
+        <w:rPr>
+          <w:color w:val="00B050"/>
+        </w:rPr>
+      </w:pPr>
+      <w:r>
+        <w:rPr>
+          <w:color w:val="00B050"/>
+        </w:rPr>
         <w:t xml:space="preserve">Best to drop the Group tutoring option as implementing it would require mor complicated features e.g. </w:t>
       </w:r>
       <w:r>
+        <w:rPr>
+          <w:color w:val="00B050"/>
+        </w:rPr>
         <w:t>video chat</w:t>
       </w:r>
     </w:p>
@@ -324,10 +455,18 @@
         <w:t xml:space="preserve"> have well-functioning webchat</w:t>
       </w:r>
       <w:r>
-        <w:t xml:space="preserve"> feature </w:t>
-      </w:r>
-      <w:r>
-        <w:t xml:space="preserve"> which I will demonstrate at our next meeting. </w:t>
+        <w:t xml:space="preserve"> </w:t>
+      </w:r>
+      <w:proofErr w:type="gramStart"/>
+      <w:r>
+        <w:t xml:space="preserve">feature </w:t>
+      </w:r>
+      <w:r>
+        <w:t xml:space="preserve"> which</w:t>
+      </w:r>
+      <w:proofErr w:type="gramEnd"/>
+      <w:r>
+        <w:t xml:space="preserve"> I will demonstrate at our next meeting. </w:t>
       </w:r>
       <w:r>
         <w:t>It took longer than planned to implement this feature so, f</w:t>

--- a/docs/meeting minutes/feeedback summary.docx
+++ b/docs/meeting minutes/feeedback summary.docx
@@ -141,12 +141,12 @@
           <w:numId w:val="1"/>
         </w:numPr>
         <w:rPr>
-          <w:color w:val="EE0000"/>
-        </w:rPr>
-      </w:pPr>
-      <w:r>
-        <w:rPr>
-          <w:color w:val="EE0000"/>
+          <w:color w:val="00B050"/>
+        </w:rPr>
+      </w:pPr>
+      <w:r>
+        <w:rPr>
+          <w:color w:val="00B050"/>
         </w:rPr>
         <w:t>Prevent a student from being able to cancel another student’s lessons with a particular tutor</w:t>
       </w:r>
@@ -159,23 +159,27 @@
           <w:numId w:val="1"/>
         </w:numPr>
         <w:rPr>
+          <w:strike/>
           <w:color w:val="EE0000"/>
         </w:rPr>
       </w:pPr>
       <w:r>
         <w:rPr>
+          <w:strike/>
           <w:color w:val="EE0000"/>
         </w:rPr>
         <w:t xml:space="preserve">Change </w:t>
       </w:r>
       <w:r>
         <w:rPr>
+          <w:strike/>
           <w:color w:val="EE0000"/>
         </w:rPr>
         <w:t>the ‘</w:t>
       </w:r>
       <w:r>
         <w:rPr>
+          <w:strike/>
           <w:color w:val="EE0000"/>
         </w:rPr>
         <w:t>teaching levels’ to grades 1-8+</w:t>
@@ -243,11 +247,13 @@
           <w:numId w:val="1"/>
         </w:numPr>
         <w:rPr>
+          <w:strike/>
           <w:color w:val="EE0000"/>
         </w:rPr>
       </w:pPr>
       <w:r>
         <w:rPr>
+          <w:strike/>
           <w:color w:val="EE0000"/>
         </w:rPr>
         <w:t>Add a tutor’s profile picture and instrument to the ‘lesson details’ panel</w:t>

--- a/docs/meeting minutes/feeedback summary.docx
+++ b/docs/meeting minutes/feeedback summary.docx
@@ -211,14 +211,14 @@
           <w:numId w:val="1"/>
         </w:numPr>
         <w:rPr>
-          <w:color w:val="EE0000"/>
-        </w:rPr>
-      </w:pPr>
-      <w:r>
-        <w:rPr>
-          <w:color w:val="EE0000"/>
-        </w:rPr>
-        <w:t>Let tutors see a dashboard with info on their students e.g. total lessons with a student and total earnings etc</w:t>
+          <w:color w:val="00B050"/>
+        </w:rPr>
+      </w:pPr>
+      <w:r>
+        <w:rPr>
+          <w:color w:val="00B050"/>
+        </w:rPr>
+        <w:t>Add a ‘close panel’ button to the ‘lesson details’ panel</w:t>
       </w:r>
     </w:p>
     <w:p>
@@ -236,7 +236,7 @@
         <w:rPr>
           <w:color w:val="EE0000"/>
         </w:rPr>
-        <w:t>Add a ‘close panel’ button to the ‘lesson details’ panel</w:t>
+        <w:t>Let tutors see a dashboard with info on their students e.g. total lessons with a student and total earnings etc</w:t>
       </w:r>
     </w:p>
     <w:p>
@@ -337,11 +337,13 @@
           <w:numId w:val="3"/>
         </w:numPr>
         <w:rPr>
+          <w:strike/>
           <w:color w:val="EE0000"/>
         </w:rPr>
       </w:pPr>
       <w:r>
         <w:rPr>
+          <w:strike/>
           <w:color w:val="EE0000"/>
         </w:rPr>
         <w:t>From the student’s perspective, the chat window should display the instrument the tutor will teach (as students may have several teachers)</w:t>

--- a/docs/meeting minutes/feeedback summary.docx
+++ b/docs/meeting minutes/feeedback summary.docx
@@ -159,30 +159,14 @@
           <w:numId w:val="1"/>
         </w:numPr>
         <w:rPr>
-          <w:strike/>
-          <w:color w:val="EE0000"/>
-        </w:rPr>
-      </w:pPr>
-      <w:r>
-        <w:rPr>
-          <w:strike/>
-          <w:color w:val="EE0000"/>
-        </w:rPr>
-        <w:t xml:space="preserve">Change </w:t>
-      </w:r>
-      <w:r>
-        <w:rPr>
-          <w:strike/>
-          <w:color w:val="EE0000"/>
-        </w:rPr>
-        <w:t>the ‘</w:t>
-      </w:r>
-      <w:r>
-        <w:rPr>
-          <w:strike/>
-          <w:color w:val="EE0000"/>
-        </w:rPr>
-        <w:t>teaching levels’ to grades 1-8+</w:t>
+          <w:color w:val="00B050"/>
+        </w:rPr>
+      </w:pPr>
+      <w:r>
+        <w:rPr>
+          <w:color w:val="00B050"/>
+        </w:rPr>
+        <w:t>Let tutors see their booked appointments (e.g. a widget on tutor login)</w:t>
       </w:r>
     </w:p>
     <w:p>
@@ -200,7 +184,7 @@
         <w:rPr>
           <w:color w:val="00B050"/>
         </w:rPr>
-        <w:t>Let tutors see their booked appointments (e.g. a widget on tutor login)</w:t>
+        <w:t>Add a ‘close panel’ button to the ‘lesson details’ panel</w:t>
       </w:r>
     </w:p>
     <w:p>
@@ -218,7 +202,21 @@
         <w:rPr>
           <w:color w:val="00B050"/>
         </w:rPr>
-        <w:t>Add a ‘close panel’ button to the ‘lesson details’ panel</w:t>
+        <w:t>In the ‘</w:t>
+      </w:r>
+      <w:proofErr w:type="spellStart"/>
+      <w:r>
+        <w:rPr>
+          <w:color w:val="00B050"/>
+        </w:rPr>
+        <w:t>TutorProfilePage</w:t>
+      </w:r>
+      <w:proofErr w:type="spellEnd"/>
+      <w:r>
+        <w:rPr>
+          <w:color w:val="00B050"/>
+        </w:rPr>
+        <w:t>’ or sub-components, display errors/issues as messages on-screen rather than via window alerts.</w:t>
       </w:r>
     </w:p>
     <w:p>
@@ -253,10 +251,9 @@
       </w:pPr>
       <w:r>
         <w:rPr>
-          <w:strike/>
           <w:color w:val="EE0000"/>
         </w:rPr>
-        <w:t>Add a tutor’s profile picture and instrument to the ‘lesson details’ panel</w:t>
+        <w:t>For in-person teaching, allow students to see the tutor’s teaching address by clicking.</w:t>
       </w:r>
     </w:p>
     <w:p>
@@ -267,28 +264,16 @@
           <w:numId w:val="1"/>
         </w:numPr>
         <w:rPr>
+          <w:strike/>
           <w:color w:val="EE0000"/>
         </w:rPr>
       </w:pPr>
       <w:r>
         <w:rPr>
+          <w:strike/>
           <w:color w:val="EE0000"/>
         </w:rPr>
-        <w:t>In the ‘</w:t>
-      </w:r>
-      <w:proofErr w:type="spellStart"/>
-      <w:r>
-        <w:rPr>
-          <w:color w:val="EE0000"/>
-        </w:rPr>
-        <w:t>TutorProfilePage</w:t>
-      </w:r>
-      <w:proofErr w:type="spellEnd"/>
-      <w:r>
-        <w:rPr>
-          <w:color w:val="EE0000"/>
-        </w:rPr>
-        <w:t>’ or sub-components, display errors/issues as messages on-screen rather than via window alerts.</w:t>
+        <w:t>Add a tutor’s profile picture and instrument to the ‘lesson details’ panel</w:t>
       </w:r>
     </w:p>
     <w:p>
@@ -299,15 +284,26 @@
           <w:numId w:val="1"/>
         </w:numPr>
         <w:rPr>
+          <w:strike/>
           <w:color w:val="EE0000"/>
         </w:rPr>
       </w:pPr>
       <w:r>
         <w:rPr>
+          <w:strike/>
           <w:color w:val="EE0000"/>
         </w:rPr>
-        <w:t>For in-person teaching, allow students to see the tutor’s teaching address by clicking.</w:t>
-      </w:r>
+        <w:t>Change the ‘teaching levels’ to grades 1-8+</w:t>
+      </w:r>
+    </w:p>
+    <w:p>
+      <w:pPr>
+        <w:pStyle w:val="NoSpacing"/>
+        <w:ind w:left="720"/>
+        <w:rPr>
+          <w:color w:val="EE0000"/>
+        </w:rPr>
+      </w:pPr>
     </w:p>
     <w:p>
       <w:pPr>
